--- a/downloads/teacher/04 Units/Unit 04 - Environmental Design and Management - Spaces We Live In/Vocabulary 04.docx
+++ b/downloads/teacher/04 Units/Unit 04 - Environmental Design and Management - Spaces We Live In/Vocabulary 04.docx
@@ -28,13 +28,13 @@
         <w:rPr>
           <w:b/>
         </w:rPr>
-        <w:t xml:space="preserve">Translation status: [check with a native speaker].</w:t>
+        <w:t xml:space="preserve">Translation status.</w:t>
       </w:r>
       <w:r>
         <w:t xml:space="preserve"> </w:t>
       </w:r>
       <w:r>
-        <w:t xml:space="preserve">The Turkish, Portuguese, and Spanish columns are my best working translations and have not been verified by a native speaker. Use them for word banks and picture cards; have a native speaker, a bilingual colleague, or the ENL teacher check the whole table once before it is printed for students. Twenty-two of the entries (eleven Portuguese, eleven Turkish, all in Topic 4.2) come from my own Color in the Home vocabulary cards from Queens College, where they were printed in capitals with the diacritics stripped so the word search would work (PRIMARIA, SECUNDARIA, TERCIARIA, MATIZ, SOMBRA, QUENTE, FRIA, PALETA, ESQUEMA and their Turkish partners RENK, CARK, ANA, ARA, UCUNCUL, ACIK, KOYU, SICAK, SOGUK, PALET, SEMA). The diacritics are restored here (primária, çark, üçüncül, açık, sıcak, soğuk, şema). Some of the single-word Turkish choices on those cards were shorthand (ANA for primary color, ARA for secondary, AÇIK and KOYU for tint and shade), so this table adds the noun (ana renk, ara renk, açık ton, koyu ton) and keeps the card word first so a student who learned the card still recognizes it. Home repair and housing words are the ones most likely to differ by country (a breaker, an outlet, a plunger, and a condo have different everyday names in Turkey, Brazil, Portugal, and the Spanish-speaking countries), so the English term stays on every card, because students will see the English word on a real breaker panel, a real lease, and a real listing.</w:t>
+        <w:t xml:space="preserve">The Turkish, Portuguese, and Spanish columns are my best working translations and have not been verified by a native speaker. Use them for word banks and picture cards; have a native speaker, a bilingual colleague, or the ENL teacher check the whole table once before it is printed for students. Twenty-two of the entries (eleven Portuguese, eleven Turkish, all in Topic 4.2) come from my own Color in the Home vocabulary cards from my certification coursework, where they were printed in capitals with the diacritics stripped so the word search would work (PRIMARIA, SECUNDARIA, TERCIARIA, MATIZ, SOMBRA, QUENTE, FRIA, PALETA, ESQUEMA and their Turkish partners RENK, CARK, ANA, ARA, UCUNCUL, ACIK, KOYU, SICAK, SOGUK, PALET, SEMA). The diacritics are restored here (primária, çark, üçüncül, açık, sıcak, soğuk, şema). Some of the single-word Turkish choices on those cards were shorthand (ANA for primary color, ARA for secondary, AÇIK and KOYU for tint and shade), so this table adds the noun (ana renk, ara renk, açık ton, koyu ton) and keeps the card word first so a student who learned the card still recognizes it. Home repair and housing words are the ones most likely to differ by country (a breaker, an outlet, a plunger, and a condo have different everyday names in Turkey, Brazil, Portugal, and the Spanish-speaking countries), so the English term stays on every card, because students will see the English word on a real breaker panel, a real lease, and a real listing.</w:t>
       </w:r>
     </w:p>
     <w:p>
@@ -111,9 +111,9 @@
       <w:pPr>
         <w:pStyle w:val="Heading2"/>
       </w:pPr>
-      <w:bookmarkStart w:id="21" w:name="the-table-check-with-a-native-speaker"/>
+      <w:bookmarkStart w:id="21" w:name="the-table"/>
       <w:r>
-        <w:t xml:space="preserve">The table [check with a native speaker]</w:t>
+        <w:t xml:space="preserve">The table</w:t>
       </w:r>
       <w:bookmarkEnd w:id="21"/>
     </w:p>
@@ -5092,24 +5092,6 @@
       </w:pPr>
       <w:r>
         <w:t xml:space="preserve">Print these on the back of the project sheet, the peer review sheet, and the repair station cards.</w:t>
-      </w:r>
-      <w:r>
-        <w:t xml:space="preserve"> </w:t>
-      </w:r>
-      <w:r>
-        <w:rPr>
-          <w:rStyle w:val="TeacherNote"/>
-        </w:rPr>
-        <w:t xml:space="preserve">[Sal: if the Turkish and Portuguese pitch starters from your Color in the Home run read better than these, swap them in.]</w:t>
-      </w:r>
-      <w:r>
-        <w:t xml:space="preserve"> </w:t>
-      </w:r>
-      <w:r>
-        <w:rPr>
-          <w:rStyle w:val="TeacherNote"/>
-        </w:rPr>
-        <w:t xml:space="preserve">[check with a native speaker]</w:t>
       </w:r>
     </w:p>
     <w:p>
